--- a/res/synthetic_fascicoli/fascicoli/fascicolo_sintetico_039/sentenza.docx
+++ b/res/synthetic_fascicoli/fascicoli/fascicolo_sintetico_039/sentenza.docx
@@ -338,7 +338,7 @@
               <w:rStyle w:val="PlaceholderText"/>
               <w:lang w:val="en-US"/>
             </w:rPr>
-            <w:t>720/2025</w:t>
+            <w:t>326/2024</w:t>
           </w:r>
         </w:sdtContent>
       </w:sdt>
@@ -400,7 +400,7 @@
               <w:rStyle w:val="PlaceholderText"/>
               <w:lang w:val="en-US"/>
             </w:rPr>
-            <w:t>Marco Moretti-Silva, Marco Moretti</w:t>
+            <w:t>Marcos Joao Silva-Mendes-Souza, Ana Souza</w:t>
           </w:r>
         </w:sdtContent>
       </w:sdt>
@@ -444,7 +444,7 @@
               <w:rStyle w:val="PlaceholderText"/>
               <w:lang w:val="en-US"/>
             </w:rPr>
-            <w:t>Giulia Conti, Francesca Leoni</w:t>
+            <w:t>Carolina Nunes, Juliana Costa</w:t>
           </w:r>
         </w:sdtContent>
       </w:sdt>
@@ -805,7 +805,7 @@
             <w:rPr>
               <w:rStyle w:val="PlaceholderText"/>
             </w:rPr>
-            <w:t>06-09-2025</w:t>
+            <w:t>15-12-2025</w:t>
           </w:r>
         </w:sdtContent>
       </w:sdt>
@@ -909,7 +909,7 @@
               <w:rStyle w:val="PlaceholderText"/>
               <w:lang w:val="en-US"/>
             </w:rPr>
-            <w:t>Nonostante la regolare notificazione del ricorso, il Ministero dell'Interno non si è costituito.</w:t>
+            <w:t>Il Ministero dell'Interno, tramite l'Avvocatura Distrettuale dello Stato di Brescia, si è costituito in giudizio il 06-02-2025.</w:t>
           </w:r>
         </w:sdtContent>
       </w:sdt>
@@ -950,7 +950,7 @@
             <w:rPr>
               <w:rStyle w:val="PlaceholderText"/>
             </w:rPr>
-            <w:t>SI</w:t>
+            <w:t>NO</w:t>
           </w:r>
         </w:sdtContent>
       </w:sdt>
@@ -1034,7 +1034,7 @@
             <w:rPr>
               <w:rStyle w:val="PlaceholderText"/>
             </w:rPr>
-            <w:t>Luca Carlo Bianchi</w:t>
+            <w:t>Camila Luz Ribeiro</w:t>
           </w:r>
         </w:sdtContent>
       </w:sdt>
@@ -1092,7 +1092,7 @@
               <w:rStyle w:val="PlaceholderText"/>
               <w:lang w:val="en-US"/>
             </w:rPr>
-            <w:t>Bergamo</w:t>
+            <w:t>Brescia</w:t>
           </w:r>
         </w:sdtContent>
       </w:sdt>
@@ -1149,7 +1149,7 @@
               <w:rStyle w:val="PlaceholderText"/>
               <w:lang w:val="en-US"/>
             </w:rPr>
-            <w:t>17-12-1931</w:t>
+            <w:t>02-02-1857</w:t>
           </w:r>
         </w:sdtContent>
       </w:sdt>
@@ -1368,7 +1368,7 @@
               <w:rStyle w:val="PlaceholderText"/>
               <w:lang w:val="en-US"/>
             </w:rPr>
-            <w:t>Linea di discendenza allegata: Luca Carlo Bianchi -&gt; Luca Bianchi -&gt; Paolo Neri -&gt; Chiara Costa -&gt; Marco Moretti -&gt; Marco Moretti</w:t>
+            <w:t>Linea di discendenza allegata: Camila Luz Ribeiro -&gt; Ana Mendes -&gt; Marcos Joao Silva-Mendes</w:t>
           </w:r>
         </w:sdtContent>
       </w:sdt>
@@ -2803,7 +2803,7 @@
               <w:rStyle w:val="PlaceholderText"/>
               <w:lang w:val="en-US"/>
             </w:rPr>
-            <w:t>Di contro, il Ministero dell'Interno non si è costituito.</w:t>
+            <w:t>Di contro, il Ministero dell'Interno si è limitato a evocare l'accertamento di eventuali fattispecie estintive del diritto, senza nemmeno allegarle (né aver provato una richiesta di informazioni all'Autorità Consolare).</w:t>
           </w:r>
         </w:p>
       </w:sdtContent>
@@ -2977,7 +2977,7 @@
               <w:rFonts w:ascii="Garamond" w:hAnsi="Garamond"/>
               <w:bCs/>
             </w:rPr>
-            <w:t/>
+            <w:t>4.2. La domanda presentata iure matrimonii è improcedibile.</w:t>
           </w:r>
           <w:proofErr w:type="spellStart"/>
           <w:proofErr w:type="spellEnd"/>
@@ -3013,7 +3013,7 @@
               <w:rFonts w:ascii="Garamond" w:hAnsi="Garamond"/>
               <w:bCs/>
             </w:rPr>
-            <w:t/>
+            <w:t>La giurisprudenza, infatti, ha ammesso la domanda iure sanguinis in ragione delle note liste d'attesa dinanzi ai Consolati italiani, ma nessuna deroga è stata prevista per la cittadinanza acquisita tramite matrimonio (da chiedere prima in via amministrativa, cfr. Direttiva del Ministero dell'Interno n. 12A04741 del 7.3.12). Inoltre, l'art. 4 co. 5 II periodo del D.Lgs. n. 13/17 (sopra riportato) ha disciplinato la competenza territoriale con esclusivo riguardo al Comune di nascita dell'avo, ossia per la cittadinanza ottenuta in virtù della discendenza. Occorre infine considerare che, fino al passaggio in giudicato di questa sentenza, non può dirsi definitivamente acquisito lo status di cittadino del coniuge, presupposto necessario della domanda per matrimonio.</w:t>
           </w:r>
           <w:proofErr w:type="spellStart"/>
           <w:proofErr w:type="spellEnd"/>
@@ -3247,7 +3247,9 @@
               <w:rStyle w:val="PlaceholderText"/>
               <w:lang w:val="en-US"/>
             </w:rPr>
-            <w:t>Marco Moretti-Silva, nato/a a  il , Marco Moretti, nato/a a  il </w:t>
+            <w:t>Marcos Joao Silva-Mendes-Souza, nato/a a  il ,</w:t>
+            <w:br/>
+            <w:t>Ana Souza, nato/a a  il ,</w:t>
           </w:r>
         </w:p>
       </w:sdtContent>
@@ -3397,7 +3399,7 @@
               <w:rStyle w:val="PlaceholderText"/>
               <w:lang w:val="en-US"/>
             </w:rPr>
-            <w:t/>
+            <w:t>dichiara improcedibile la domanda presentata da Ana Souza;</w:t>
           </w:r>
         </w:p>
       </w:sdtContent>
